--- a/homework/hw-12.docx
+++ b/homework/hw-12.docx
@@ -7,7 +7,7 @@
         <w:pStyle w:val="Title"/>
       </w:pPr>
       <w:r>
-        <w:t xml:space="preserve">Homework 12 · Your Final Model + Project Checkpoint 4</w:t>
+        <w:t xml:space="preserve">Homework 11 · Your Final Model + Project Checkpoint 4</w:t>
       </w:r>
     </w:p>
     <w:p>
@@ -15,7 +15,7 @@
         <w:pStyle w:val="Subtitle"/>
       </w:pPr>
       <w:r>
-        <w:t xml:space="preserve">CRJU 705 · due by 11:59 pm the Sunday after Session 12</w:t>
+        <w:t xml:space="preserve">CRJU 705 · due by 11:59 pm Sunday, November 22 (one week before the full project)</w:t>
       </w:r>
     </w:p>
     <w:p>
@@ -77,10 +77,7 @@
         <w:t xml:space="preserve">your final project</w:t>
       </w:r>
       <w:r>
-        <w:t xml:space="preserve"> </w:t>
-      </w:r>
-      <w:r>
-        <w:t xml:space="preserve">— there is no practice dataset. Every part below uses the dataset you selected in Session 7 and have been building through Checkpoints 1–3.</w:t>
+        <w:t xml:space="preserve">: there is no practice dataset. Every part below uses the dataset you selected in Session 7 and have been building through Checkpoints 1 to 3.</w:t>
       </w:r>
     </w:p>
     <w:p>
@@ -92,7 +89,7 @@
           <w:i/>
           <w:iCs/>
         </w:rPr>
-        <w:t xml:space="preserve">(Session 12 closes with a code clinic — no new material, just you, your code, and me. Bring whatever state this homework is in: the clinic exists to unstick Parts 1–3 while you still have a week to finish them.)</w:t>
+        <w:t xml:space="preserve">(Session 11, on Tuesday, November 10, closes with a code clinic: no new material, just you, your code, and me. Bring whatever state this homework is in: the clinic exists to unstick Parts 1 to 3 while you still have nearly two weeks to finish them.)</w:t>
       </w:r>
     </w:p>
     <w:bookmarkStart w:id="20" w:name="part-1-your-cleaned-variables"/>
@@ -152,10 +149,7 @@
         <w:t xml:space="preserve">cleaned and transformed variables you plan to use in your final model</w:t>
       </w:r>
       <w:r>
-        <w:t xml:space="preserve"> </w:t>
-      </w:r>
-      <w:r>
-        <w:t xml:space="preserve">— the outcome and every predictor. Paste the output into your script as comments directly below each call, so I can see exactly what you saw.</w:t>
+        <w:t xml:space="preserve">: the outcome and every predictor. Paste the output into your script as comments directly below each call, so I can see exactly what you saw.</w:t>
       </w:r>
     </w:p>
     <w:p>
@@ -342,7 +336,7 @@
         <w:t xml:space="preserve"> </w:t>
       </w:r>
       <w:r>
-        <w:t xml:space="preserve">regression model — and add one sentence on</w:t>
+        <w:t xml:space="preserve">regression model, and add one sentence on</w:t>
       </w:r>
       <w:r>
         <w:t xml:space="preserve"> </w:t>
@@ -376,10 +370,7 @@
         <w:t xml:space="preserve">Make sure your equation matches the cleaned variables in your Part 1 output</w:t>
       </w:r>
       <w:r>
-        <w:t xml:space="preserve"> </w:t>
-      </w:r>
-      <w:r>
-        <w:t xml:space="preserve">— every term in the equation should appear in your</w:t>
+        <w:t xml:space="preserve">: every term in the equation should appear in your</w:t>
       </w:r>
       <w:r>
         <w:t xml:space="preserve"> </w:t>
@@ -419,7 +410,7 @@
     <w:tbl>
       <w:tblPr>
         <w:tblStyle w:val="Table"/>
-        <w:tblInd w:w="164" w:type="dxa"/>
+        <w:tblLook w:firstRow="0" w:lastRow="0" w:firstColumn="0" w:lastColumn="0" w:noHBand="0" w:noVBand="0" w:val="0000"/>
         <w:tblBorders>
           <w:left w:val="single" w:sz="24" w:space="0" w:color="CC1914"/>
         </w:tblBorders>
@@ -427,11 +418,8 @@
           <w:left w:w="0" w:type="dxa"/>
           <w:right w:w="0" w:type="dxa"/>
         </w:tblCellMar>
-        <w:tblLook w:firstRow="0" w:lastRow="0" w:firstColumn="0" w:lastColumn="0" w:noHBand="0" w:noVBand="0" w:val="0000"/>
+        <w:tblInd w:w="164" w:type="dxa"/>
       </w:tblPr>
-      <w:tblGrid>
-        <w:gridCol w:w="7920"/>
-      </w:tblGrid>
       <w:tr>
         <w:trPr>
           <w:cantSplit/>
@@ -461,7 +449,7 @@
                     <a:graphicData uri="http://schemas.openxmlformats.org/drawingml/2006/picture">
                       <pic:pic>
                         <pic:nvPicPr>
-                          <pic:cNvPr descr="/Users/mourtgosstudio/opt/share/formats/docx/important.png" id="24" name="Picture"/>
+                          <pic:cNvPr descr="/Applications/RStudio.app/Contents/Resources/app/quarto/share/formats/docx/important.png" id="24" name="Picture"/>
                           <pic:cNvPicPr>
                             <a:picLocks noChangeArrowheads="1" noChangeAspect="1"/>
                           </pic:cNvPicPr>
@@ -522,7 +510,7 @@
               <w:t xml:space="preserve"> </w:t>
             </w:r>
             <w:r>
-              <w:t xml:space="preserve">Checkpoint 1 described your variables, Checkpoint 2 measured their associations, Checkpoint 3 fit a first model — Checkpoint 4 is the real thing: the model you intend to defend at presentations. It is graded on</w:t>
+              <w:t xml:space="preserve">Checkpoint 1 described your variables, Checkpoint 2 measured their associations, Checkpoint 3 fit a first model. Checkpoint 4 is the real thing: the model you intend to defend at presentations. It is graded on</w:t>
             </w:r>
             <w:r>
               <w:t xml:space="preserve"> </w:t>
@@ -535,7 +523,7 @@
               <w:t xml:space="preserve">completion and quality of reasoning</w:t>
             </w:r>
             <w:r>
-              <w:t xml:space="preserve">, not on whether your results are exciting. Null findings, honestly interpreted, are full-credit findings. The Session 12 code clinic comes</w:t>
+              <w:t xml:space="preserve">, not on whether your results are exciting. Null findings, honestly interpreted, are full-credit findings. The Session 11 code clinic comes</w:t>
             </w:r>
             <w:r>
               <w:t xml:space="preserve"> </w:t>
@@ -604,7 +592,7 @@
           <w:b/>
           <w:bCs/>
         </w:rPr>
-        <w:t xml:space="preserve">Fit your final model — in both traditions.</w:t>
+        <w:t xml:space="preserve">Fit your final model, in both traditions.</w:t>
       </w:r>
       <w:r>
         <w:t xml:space="preserve"> </w:t>
@@ -665,7 +653,7 @@
         <w:t xml:space="preserve"> </w:t>
       </w:r>
       <w:r>
-        <w:t xml:space="preserve">with the same formula — default priors are fine, standard settings:</w:t>
+        <w:t xml:space="preserve">with the same formula; default priors are fine, standard settings:</w:t>
       </w:r>
       <w:r>
         <w:t xml:space="preserve"> </w:t>
@@ -687,7 +675,7 @@
           <w:i/>
           <w:iCs/>
         </w:rPr>
-        <w:t xml:space="preserve">(This is the final-project requirement — see</w:t>
+        <w:t xml:space="preserve">(This is the final-project requirement; see</w:t>
       </w:r>
       <w:r>
         <w:rPr>
@@ -711,14 +699,7 @@
           <w:i/>
           <w:iCs/>
         </w:rPr>
-        <w:t xml:space="preserve"> </w:t>
-      </w:r>
-      <w:r>
-        <w:rPr>
-          <w:i/>
-          <w:iCs/>
-        </w:rPr>
-        <w:t xml:space="preserve">— so Checkpoint 4 is where you get it running with a week of slack.)</w:t>
+        <w:t xml:space="preserve">. Checkpoint 4 is where you get it running with a week of slack.)</w:t>
       </w:r>
     </w:p>
     <w:p>
@@ -761,7 +742,7 @@
         <w:t xml:space="preserve"> </w:t>
       </w:r>
       <w:r>
-        <w:t xml:space="preserve">the change in your outcome per one-unit change in each predictor, holding the others constant — with units.</w:t>
+        <w:t xml:space="preserve">the change in your outcome per one-unit change in each predictor, holding the others constant, with units.</w:t>
       </w:r>
     </w:p>
     <w:p>
@@ -783,7 +764,7 @@
         <w:t xml:space="preserve"> </w:t>
       </w:r>
       <w:r>
-        <w:t xml:space="preserve">exponentiate. Odds ratios per one-unit change, holding the others constant — and at least one</w:t>
+        <w:t xml:space="preserve">exponentiate. Odds ratios per one-unit change, holding the others constant, and at least one</w:t>
       </w:r>
       <w:r>
         <w:t xml:space="preserve"> </w:t>
@@ -827,7 +808,7 @@
         <w:t xml:space="preserve"> </w:t>
       </w:r>
       <w:r>
-        <w:t xml:space="preserve">fits — the 95% CI</w:t>
+        <w:t xml:space="preserve">fits (the 95% CI</w:t>
       </w:r>
       <w:r>
         <w:t xml:space="preserve"> </w:t>
@@ -843,7 +824,7 @@
         <w:t xml:space="preserve"> </w:t>
       </w:r>
       <w:r>
-        <w:t xml:space="preserve">the 95% credible interval — plus</w:t>
+        <w:t xml:space="preserve">the 95% credible interval), plus</w:t>
       </w:r>
       <w:r>
         <w:t xml:space="preserve"> </w:t>
@@ -893,7 +874,7 @@
         <w:t xml:space="preserve"> </w:t>
       </w:r>
       <w:r>
-        <w:t xml:space="preserve">A tidy coefficient table, a plot of predicted values or probabilities, a well-labeled scatterplot with your fitted line — your choice, but it must be presentation-ready: real variable names, labeled axes or columns, a title. Not raw console output.</w:t>
+        <w:t xml:space="preserve">A tidy coefficient table, a plot of predicted values or probabilities, a well-labeled scatterplot with your fitted line: your choice, but it must be presentation-ready: real variable names, labeled axes or columns, a title. Not raw console output.</w:t>
       </w:r>
     </w:p>
     <w:p>
@@ -938,7 +919,7 @@
         <w:t xml:space="preserve"> </w:t>
       </w:r>
       <w:r>
-        <w:t xml:space="preserve">no Greek letters. What did you find, how sure are you, and why should they care? These three sentences are the spine of your Session 13 presentation — write them now and presentation prep gets much easier.</w:t>
+        <w:t xml:space="preserve">no Greek letters. What did you find, how sure are you, and why should they care? These three sentences are the spine of your Session 12 presentation: write them now and presentation prep gets much easier.</w:t>
       </w:r>
     </w:p>
     <w:p>
@@ -946,7 +927,7 @@
         <w:pStyle w:val="FirstParagraph"/>
       </w:pPr>
       <w:r>
-        <w:t xml:space="preserve">If anything above breaks — the model won’t run, a coefficient makes no sense, the output contradicts Checkpoint 3 —</w:t>
+        <w:t xml:space="preserve">If anything above breaks (the model won’t run, a coefficient makes no sense, the output contradicts Checkpoint 3),</w:t>
       </w:r>
       <w:r>
         <w:t xml:space="preserve"> </w:t>
@@ -956,7 +937,7 @@
           <w:b/>
           <w:bCs/>
         </w:rPr>
-        <w:t xml:space="preserve">say so in your comments — and if it surfaced by clinic day, bring it to class.</w:t>
+        <w:t xml:space="preserve">say so in your comments, and if it surfaced by clinic day, bring it to class.</w:t>
       </w:r>
       <w:r>
         <w:t xml:space="preserve"> </w:t>
@@ -980,7 +961,7 @@
         <w:pStyle w:val="FirstParagraph"/>
       </w:pPr>
       <w:r>
-        <w:t xml:space="preserve">If you run into problems cleaning or transforming your data, email me the code you’re using (copy and paste into the email is fine — no need to attach a script), along with a short explanation of what you’re trying to do and what the issue is. I’m happy to help with the data-cleaning process. There’s usually a simple fix that’s easy to miss when you’re still learning R.</w:t>
+        <w:t xml:space="preserve">If you run into problems cleaning or transforming your data, email me the code you’re using (copy and paste into the email is fine; no need to attach a script), along with a short explanation of what you’re trying to do and what the issue is. I’m happy to help with the data-cleaning process. There’s usually a simple fix that’s easy to miss when you’re still learning R.</w:t>
       </w:r>
     </w:p>
     <w:p>
@@ -998,23 +979,7 @@
         <w:t xml:space="preserve"> </w:t>
       </w:r>
       <w:r>
-        <w:t xml:space="preserve">this checkpoint is due the Sunday</w:t>
-      </w:r>
-      <w:r>
-        <w:t xml:space="preserve"> </w:t>
-      </w:r>
-      <w:r>
-        <w:rPr>
-          <w:i/>
-          <w:iCs/>
-        </w:rPr>
-        <w:t xml:space="preserve">after</w:t>
-      </w:r>
-      <w:r>
-        <w:t xml:space="preserve"> </w:t>
-      </w:r>
-      <w:r>
-        <w:t xml:space="preserve">Session 12; the</w:t>
+        <w:t xml:space="preserve">this checkpoint is due Sunday, November 22; the</w:t>
       </w:r>
       <w:r>
         <w:t xml:space="preserve"> </w:t>
@@ -1040,10 +1005,10 @@
           <w:b/>
           <w:bCs/>
         </w:rPr>
-        <w:t xml:space="preserve">before midnight the Sunday before Session 13</w:t>
-      </w:r>
-      <w:r>
-        <w:t xml:space="preserve">. Presentations are at Session 13. Details on the</w:t>
+        <w:t xml:space="preserve">before midnight Sunday, November 29, the Sunday before Session 12</w:t>
+      </w:r>
+      <w:r>
+        <w:t xml:space="preserve">. Presentations are at Session 12, Tuesday, December 1. (No class November 17 or November 24.) Details on the</w:t>
       </w:r>
       <w:r>
         <w:t xml:space="preserve"> </w:t>

--- a/homework/hw-12.docx
+++ b/homework/hw-12.docx
@@ -7,7 +7,7 @@
         <w:pStyle w:val="Title"/>
       </w:pPr>
       <w:r>
-        <w:t xml:space="preserve">Homework 11 · Your Final Model + Project Checkpoint 4</w:t>
+        <w:t xml:space="preserve">Homework 12 · Your Final Model + Project Checkpoint 4</w:t>
       </w:r>
     </w:p>
     <w:p>
@@ -15,7 +15,7 @@
         <w:pStyle w:val="Subtitle"/>
       </w:pPr>
       <w:r>
-        <w:t xml:space="preserve">CRJU 705 · due by 11:59 pm Sunday, November 22 (one week before the full project)</w:t>
+        <w:t xml:space="preserve">CRJU 705 · due by 11:59 pm the Sunday after Session 12</w:t>
       </w:r>
     </w:p>
     <w:p>
@@ -77,7 +77,10 @@
         <w:t xml:space="preserve">your final project</w:t>
       </w:r>
       <w:r>
-        <w:t xml:space="preserve">: there is no practice dataset. Every part below uses the dataset you selected in Session 7 and have been building through Checkpoints 1 to 3.</w:t>
+        <w:t xml:space="preserve"> </w:t>
+      </w:r>
+      <w:r>
+        <w:t xml:space="preserve">— there is no practice dataset. Every part below uses the dataset you selected in Session 7 and have been building through Checkpoints 1–3.</w:t>
       </w:r>
     </w:p>
     <w:p>
@@ -89,7 +92,7 @@
           <w:i/>
           <w:iCs/>
         </w:rPr>
-        <w:t xml:space="preserve">(Session 11, on Tuesday, November 10, closes with a code clinic: no new material, just you, your code, and me. Bring whatever state this homework is in: the clinic exists to unstick Parts 1 to 3 while you still have nearly two weeks to finish them.)</w:t>
+        <w:t xml:space="preserve">(Session 12 closes with a code clinic — no new material, just you, your code, and me. Bring whatever state this homework is in: the clinic exists to unstick Parts 1–3 while you still have a week to finish them.)</w:t>
       </w:r>
     </w:p>
     <w:bookmarkStart w:id="20" w:name="part-1-your-cleaned-variables"/>
@@ -149,7 +152,10 @@
         <w:t xml:space="preserve">cleaned and transformed variables you plan to use in your final model</w:t>
       </w:r>
       <w:r>
-        <w:t xml:space="preserve">: the outcome and every predictor. Paste the output into your script as comments directly below each call, so I can see exactly what you saw.</w:t>
+        <w:t xml:space="preserve"> </w:t>
+      </w:r>
+      <w:r>
+        <w:t xml:space="preserve">— the outcome and every predictor. Paste the output into your script as comments directly below each call, so I can see exactly what you saw.</w:t>
       </w:r>
     </w:p>
     <w:p>
@@ -336,7 +342,7 @@
         <w:t xml:space="preserve"> </w:t>
       </w:r>
       <w:r>
-        <w:t xml:space="preserve">regression model, and add one sentence on</w:t>
+        <w:t xml:space="preserve">regression model — and add one sentence on</w:t>
       </w:r>
       <w:r>
         <w:t xml:space="preserve"> </w:t>
@@ -370,7 +376,10 @@
         <w:t xml:space="preserve">Make sure your equation matches the cleaned variables in your Part 1 output</w:t>
       </w:r>
       <w:r>
-        <w:t xml:space="preserve">: every term in the equation should appear in your</w:t>
+        <w:t xml:space="preserve"> </w:t>
+      </w:r>
+      <w:r>
+        <w:t xml:space="preserve">— every term in the equation should appear in your</w:t>
       </w:r>
       <w:r>
         <w:t xml:space="preserve"> </w:t>
@@ -410,7 +419,7 @@
     <w:tbl>
       <w:tblPr>
         <w:tblStyle w:val="Table"/>
-        <w:tblLook w:firstRow="0" w:lastRow="0" w:firstColumn="0" w:lastColumn="0" w:noHBand="0" w:noVBand="0" w:val="0000"/>
+        <w:tblInd w:w="164" w:type="dxa"/>
         <w:tblBorders>
           <w:left w:val="single" w:sz="24" w:space="0" w:color="CC1914"/>
         </w:tblBorders>
@@ -418,8 +427,11 @@
           <w:left w:w="0" w:type="dxa"/>
           <w:right w:w="0" w:type="dxa"/>
         </w:tblCellMar>
-        <w:tblInd w:w="164" w:type="dxa"/>
+        <w:tblLook w:firstRow="0" w:lastRow="0" w:firstColumn="0" w:lastColumn="0" w:noHBand="0" w:noVBand="0" w:val="0000"/>
       </w:tblPr>
+      <w:tblGrid>
+        <w:gridCol w:w="7920"/>
+      </w:tblGrid>
       <w:tr>
         <w:trPr>
           <w:cantSplit/>
@@ -449,7 +461,7 @@
                     <a:graphicData uri="http://schemas.openxmlformats.org/drawingml/2006/picture">
                       <pic:pic>
                         <pic:nvPicPr>
-                          <pic:cNvPr descr="/Applications/RStudio.app/Contents/Resources/app/quarto/share/formats/docx/important.png" id="24" name="Picture"/>
+                          <pic:cNvPr descr="/Users/mourtgosstudio/opt/share/formats/docx/important.png" id="24" name="Picture"/>
                           <pic:cNvPicPr>
                             <a:picLocks noChangeArrowheads="1" noChangeAspect="1"/>
                           </pic:cNvPicPr>
@@ -510,7 +522,7 @@
               <w:t xml:space="preserve"> </w:t>
             </w:r>
             <w:r>
-              <w:t xml:space="preserve">Checkpoint 1 described your variables, Checkpoint 2 measured their associations, Checkpoint 3 fit a first model. Checkpoint 4 is the real thing: the model you intend to defend at presentations. It is graded on</w:t>
+              <w:t xml:space="preserve">Checkpoint 1 described your variables, Checkpoint 2 measured their associations, Checkpoint 3 fit a first model — Checkpoint 4 is the real thing: the model you intend to defend at presentations. It is graded on</w:t>
             </w:r>
             <w:r>
               <w:t xml:space="preserve"> </w:t>
@@ -523,7 +535,7 @@
               <w:t xml:space="preserve">completion and quality of reasoning</w:t>
             </w:r>
             <w:r>
-              <w:t xml:space="preserve">, not on whether your results are exciting. Null findings, honestly interpreted, are full-credit findings. The Session 11 code clinic comes</w:t>
+              <w:t xml:space="preserve">, not on whether your results are exciting. Null findings, honestly interpreted, are full-credit findings. The Session 12 code clinic comes</w:t>
             </w:r>
             <w:r>
               <w:t xml:space="preserve"> </w:t>
@@ -592,7 +604,7 @@
           <w:b/>
           <w:bCs/>
         </w:rPr>
-        <w:t xml:space="preserve">Fit your final model, in both traditions.</w:t>
+        <w:t xml:space="preserve">Fit your final model — in both traditions.</w:t>
       </w:r>
       <w:r>
         <w:t xml:space="preserve"> </w:t>
@@ -653,7 +665,7 @@
         <w:t xml:space="preserve"> </w:t>
       </w:r>
       <w:r>
-        <w:t xml:space="preserve">with the same formula; default priors are fine, standard settings:</w:t>
+        <w:t xml:space="preserve">with the same formula — default priors are fine, standard settings:</w:t>
       </w:r>
       <w:r>
         <w:t xml:space="preserve"> </w:t>
@@ -675,7 +687,7 @@
           <w:i/>
           <w:iCs/>
         </w:rPr>
-        <w:t xml:space="preserve">(This is the final-project requirement; see</w:t>
+        <w:t xml:space="preserve">(This is the final-project requirement — see</w:t>
       </w:r>
       <w:r>
         <w:rPr>
@@ -699,7 +711,14 @@
           <w:i/>
           <w:iCs/>
         </w:rPr>
-        <w:t xml:space="preserve">. Checkpoint 4 is where you get it running with a week of slack.)</w:t>
+        <w:t xml:space="preserve"> </w:t>
+      </w:r>
+      <w:r>
+        <w:rPr>
+          <w:i/>
+          <w:iCs/>
+        </w:rPr>
+        <w:t xml:space="preserve">— so Checkpoint 4 is where you get it running with a week of slack.)</w:t>
       </w:r>
     </w:p>
     <w:p>
@@ -742,7 +761,7 @@
         <w:t xml:space="preserve"> </w:t>
       </w:r>
       <w:r>
-        <w:t xml:space="preserve">the change in your outcome per one-unit change in each predictor, holding the others constant, with units.</w:t>
+        <w:t xml:space="preserve">the change in your outcome per one-unit change in each predictor, holding the others constant — with units.</w:t>
       </w:r>
     </w:p>
     <w:p>
@@ -764,7 +783,7 @@
         <w:t xml:space="preserve"> </w:t>
       </w:r>
       <w:r>
-        <w:t xml:space="preserve">exponentiate. Odds ratios per one-unit change, holding the others constant, and at least one</w:t>
+        <w:t xml:space="preserve">exponentiate. Odds ratios per one-unit change, holding the others constant — and at least one</w:t>
       </w:r>
       <w:r>
         <w:t xml:space="preserve"> </w:t>
@@ -808,7 +827,7 @@
         <w:t xml:space="preserve"> </w:t>
       </w:r>
       <w:r>
-        <w:t xml:space="preserve">fits (the 95% CI</w:t>
+        <w:t xml:space="preserve">fits — the 95% CI</w:t>
       </w:r>
       <w:r>
         <w:t xml:space="preserve"> </w:t>
@@ -824,7 +843,7 @@
         <w:t xml:space="preserve"> </w:t>
       </w:r>
       <w:r>
-        <w:t xml:space="preserve">the 95% credible interval), plus</w:t>
+        <w:t xml:space="preserve">the 95% credible interval — plus</w:t>
       </w:r>
       <w:r>
         <w:t xml:space="preserve"> </w:t>
@@ -874,7 +893,7 @@
         <w:t xml:space="preserve"> </w:t>
       </w:r>
       <w:r>
-        <w:t xml:space="preserve">A tidy coefficient table, a plot of predicted values or probabilities, a well-labeled scatterplot with your fitted line: your choice, but it must be presentation-ready: real variable names, labeled axes or columns, a title. Not raw console output.</w:t>
+        <w:t xml:space="preserve">A tidy coefficient table, a plot of predicted values or probabilities, a well-labeled scatterplot with your fitted line — your choice, but it must be presentation-ready: real variable names, labeled axes or columns, a title. Not raw console output.</w:t>
       </w:r>
     </w:p>
     <w:p>
@@ -919,7 +938,7 @@
         <w:t xml:space="preserve"> </w:t>
       </w:r>
       <w:r>
-        <w:t xml:space="preserve">no Greek letters. What did you find, how sure are you, and why should they care? These three sentences are the spine of your Session 12 presentation: write them now and presentation prep gets much easier.</w:t>
+        <w:t xml:space="preserve">no Greek letters. What did you find, how sure are you, and why should they care? These three sentences are the spine of your Session 13 presentation — write them now and presentation prep gets much easier.</w:t>
       </w:r>
     </w:p>
     <w:p>
@@ -927,7 +946,7 @@
         <w:pStyle w:val="FirstParagraph"/>
       </w:pPr>
       <w:r>
-        <w:t xml:space="preserve">If anything above breaks (the model won’t run, a coefficient makes no sense, the output contradicts Checkpoint 3),</w:t>
+        <w:t xml:space="preserve">If anything above breaks — the model won’t run, a coefficient makes no sense, the output contradicts Checkpoint 3 —</w:t>
       </w:r>
       <w:r>
         <w:t xml:space="preserve"> </w:t>
@@ -937,7 +956,7 @@
           <w:b/>
           <w:bCs/>
         </w:rPr>
-        <w:t xml:space="preserve">say so in your comments, and if it surfaced by clinic day, bring it to class.</w:t>
+        <w:t xml:space="preserve">say so in your comments — and if it surfaced by clinic day, bring it to class.</w:t>
       </w:r>
       <w:r>
         <w:t xml:space="preserve"> </w:t>
@@ -961,7 +980,7 @@
         <w:pStyle w:val="FirstParagraph"/>
       </w:pPr>
       <w:r>
-        <w:t xml:space="preserve">If you run into problems cleaning or transforming your data, email me the code you’re using (copy and paste into the email is fine; no need to attach a script), along with a short explanation of what you’re trying to do and what the issue is. I’m happy to help with the data-cleaning process. There’s usually a simple fix that’s easy to miss when you’re still learning R.</w:t>
+        <w:t xml:space="preserve">If you run into problems cleaning or transforming your data, email me the code you’re using (copy and paste into the email is fine — no need to attach a script), along with a short explanation of what you’re trying to do and what the issue is. I’m happy to help with the data-cleaning process. There’s usually a simple fix that’s easy to miss when you’re still learning R.</w:t>
       </w:r>
     </w:p>
     <w:p>
@@ -979,7 +998,23 @@
         <w:t xml:space="preserve"> </w:t>
       </w:r>
       <w:r>
-        <w:t xml:space="preserve">this checkpoint is due Sunday, November 22; the</w:t>
+        <w:t xml:space="preserve">this checkpoint is due the Sunday</w:t>
+      </w:r>
+      <w:r>
+        <w:t xml:space="preserve"> </w:t>
+      </w:r>
+      <w:r>
+        <w:rPr>
+          <w:i/>
+          <w:iCs/>
+        </w:rPr>
+        <w:t xml:space="preserve">after</w:t>
+      </w:r>
+      <w:r>
+        <w:t xml:space="preserve"> </w:t>
+      </w:r>
+      <w:r>
+        <w:t xml:space="preserve">Session 12; the</w:t>
       </w:r>
       <w:r>
         <w:t xml:space="preserve"> </w:t>
@@ -1005,10 +1040,10 @@
           <w:b/>
           <w:bCs/>
         </w:rPr>
-        <w:t xml:space="preserve">before midnight Sunday, November 29, the Sunday before Session 12</w:t>
-      </w:r>
-      <w:r>
-        <w:t xml:space="preserve">. Presentations are at Session 12, Tuesday, December 1. (No class November 17 or November 24.) Details on the</w:t>
+        <w:t xml:space="preserve">before midnight the Sunday before Session 13</w:t>
+      </w:r>
+      <w:r>
+        <w:t xml:space="preserve">. Presentations are at Session 13. Details on the</w:t>
       </w:r>
       <w:r>
         <w:t xml:space="preserve"> </w:t>
